--- a/questions/3-2_거버넌스및규정준수_2부 (5문제).docx
+++ b/questions/3-2_거버넌스및규정준수_2부 (5문제).docx
@@ -44,13 +44,11 @@
           <w:b/>
           <w:color w:val="0000FF"/>
         </w:rPr>
-        <w:t xml:space="preserve">A. </w:t>
-      </w:r>
-      <w:r>
-        <w:t>3</w:t>
+        <w:t>A. 4</w:t>
         <w:br/>
         <w:t>96</w:t>
       </w:r>
+      <w:r/>
     </w:p>
     <w:p/>
     <w:p>

--- a/questions/3-2_거버넌스및규정준수_2부 (5문제).docx
+++ b/questions/3-2_거버넌스및규정준수_2부 (5문제).docx
@@ -204,13 +204,11 @@
           <w:b/>
           <w:color w:val="0000FF"/>
         </w:rPr>
-        <w:t xml:space="preserve">A. </w:t>
-      </w:r>
-      <w:r>
-        <w:t>Azure Arc</w:t>
+        <w:t>A. 2</w:t>
         <w:br/>
         <w:t>191</w:t>
       </w:r>
+      <w:r/>
     </w:p>
     <w:p/>
     <w:sectPr>

--- a/questions/3-2_거버넌스및규정준수_2부 (5문제).docx
+++ b/questions/3-2_거버넌스및규정준수_2부 (5문제).docx
@@ -12,7 +12,7 @@
     </w:p>
     <w:p>
       <w:r>
-        <w:t>총 5문제</w:t>
+        <w:t>총 4문제</w:t>
       </w:r>
     </w:p>
     <w:p/>
@@ -49,53 +49,6 @@
         <w:t>96</w:t>
       </w:r>
       <w:r/>
-    </w:p>
-    <w:p/>
-    <w:p>
-      <w:r>
-        <w:rPr>
-          <w:b/>
-          <w:color w:val="C00000"/>
-        </w:rPr>
-        <w:t xml:space="preserve">Q2. </w:t>
-      </w:r>
-      <w:r>
-        <w:t>97. Azure 거버넌스 기능을 알맞은 설명과 연결하십시오.</w:t>
-        <w:br/>
-        <w:t>지침: 답변하려면 왼쪽 열의 기능을 오른쪽의 설명에 끌어 놓으십시오.</w:t>
-        <w:br/>
-        <w:t>각 기능을 한 번 사용하거나, 두 번 이상 사용하거나, 전혀 사용하지 않을 수 있습니다.</w:t>
-        <w:br/>
-        <w:t>기능 :</w:t>
-        <w:br/>
-        <w:t>Azure Blueprints</w:t>
-        <w:br/>
-        <w:t>Azure Policy</w:t>
-        <w:br/>
-        <w:t>Azure 리소스 잠금</w:t>
-        <w:br/>
-        <w:t>Azure 태그</w:t>
-        <w:br/>
-        <w:t>(기능) 구독에서 생성할 수 있는 가상 컴퓨터 유형을 제한합니다.</w:t>
-        <w:br/>
-        <w:t>(기능) 특정 비용 센터와 관련된 Azure 리소스를 식별합니다.</w:t>
-        <w:br/>
-        <w:t>(기능) 리소스 구성 및 역할 할당을 포함한 전체 Azure 응용 프로그램 환경을 배포합니다.</w:t>
-      </w:r>
-    </w:p>
-    <w:p>
-      <w:r>
-        <w:rPr>
-          <w:b/>
-          <w:color w:val="0000FF"/>
-        </w:rPr>
-        <w:t xml:space="preserve">A. </w:t>
-      </w:r>
-      <w:r>
-        <w:t>Policy – tags - blueprints</w:t>
-        <w:br/>
-        <w:t>97</w:t>
-      </w:r>
     </w:p>
     <w:p/>
     <w:p>
